--- a/docs/factsheets/f-lawsoflogarithms.docx
+++ b/docs/factsheets/f-lawsoflogarithms.docx
@@ -52,7 +52,7 @@
         </w:rPr>
         <w:t xml:space="preserve"> </w:t>
       </w:r>
-      <w:hyperlink r:id="rId20">
+      <w:hyperlink r:id="rId9">
         <w:r>
           <w:rPr>
             <w:rStyle w:val="Hyperlink"/>
@@ -173,7 +173,7 @@
         <w:t xml:space="preserve">.</w:t>
       </w:r>
     </w:p>
-    <w:bookmarkStart w:id="21" w:name="laws-of-logarithms"/>
+    <w:bookmarkStart w:id="10" w:name="laws-of-logarithms"/>
     <w:p>
       <w:pPr>
         <w:pStyle w:val="Heading2"/>
@@ -221,19 +221,21 @@
               </m:r>
             </m:sub>
           </m:sSub>
-          <m:d>
-            <m:dPr>
-              <m:begChr m:val="("/>
-              <m:sepChr m:val=""/>
-              <m:endChr m:val=")"/>
-              <m:grow/>
-            </m:dPr>
-            <m:e>
-              <m:r>
-                <m:t>x</m:t>
-              </m:r>
-            </m:e>
-          </m:d>
+          <m:r>
+            <m:rPr>
+              <m:sty m:val="p"/>
+            </m:rPr>
+            <m:t>(</m:t>
+          </m:r>
+          <m:r>
+            <m:t>x</m:t>
+          </m:r>
+          <m:r>
+            <m:rPr>
+              <m:sty m:val="p"/>
+            </m:rPr>
+            <m:t>)</m:t>
+          </m:r>
           <m:r>
             <m:rPr>
               <m:sty m:val="p"/>
@@ -255,19 +257,21 @@
               </m:r>
             </m:sub>
           </m:sSub>
-          <m:d>
-            <m:dPr>
-              <m:begChr m:val="("/>
-              <m:sepChr m:val=""/>
-              <m:endChr m:val=")"/>
-              <m:grow/>
-            </m:dPr>
-            <m:e>
-              <m:r>
-                <m:t>y</m:t>
-              </m:r>
-            </m:e>
-          </m:d>
+          <m:r>
+            <m:rPr>
+              <m:sty m:val="p"/>
+            </m:rPr>
+            <m:t>(</m:t>
+          </m:r>
+          <m:r>
+            <m:t>y</m:t>
+          </m:r>
+          <m:r>
+            <m:rPr>
+              <m:sty m:val="p"/>
+            </m:rPr>
+            <m:t>)</m:t>
+          </m:r>
           <m:r>
             <m:rPr>
               <m:sty m:val="p"/>
@@ -289,22 +293,24 @@
               </m:r>
             </m:sub>
           </m:sSub>
-          <m:d>
-            <m:dPr>
-              <m:begChr m:val="("/>
-              <m:sepChr m:val=""/>
-              <m:endChr m:val=")"/>
-              <m:grow/>
-            </m:dPr>
-            <m:e>
-              <m:r>
-                <m:t>x</m:t>
-              </m:r>
-              <m:r>
-                <m:t>y</m:t>
-              </m:r>
-            </m:e>
-          </m:d>
+          <m:r>
+            <m:rPr>
+              <m:sty m:val="p"/>
+            </m:rPr>
+            <m:t>(</m:t>
+          </m:r>
+          <m:r>
+            <m:t>x</m:t>
+          </m:r>
+          <m:r>
+            <m:t>y</m:t>
+          </m:r>
+          <m:r>
+            <m:rPr>
+              <m:sty m:val="p"/>
+            </m:rPr>
+            <m:t>)</m:t>
+          </m:r>
         </m:oMath>
       </m:oMathPara>
     </w:p>
@@ -347,19 +353,21 @@
               </m:r>
             </m:sub>
           </m:sSub>
-          <m:d>
-            <m:dPr>
-              <m:begChr m:val="("/>
-              <m:sepChr m:val=""/>
-              <m:endChr m:val=")"/>
-              <m:grow/>
-            </m:dPr>
-            <m:e>
-              <m:r>
-                <m:t>x</m:t>
-              </m:r>
-            </m:e>
-          </m:d>
+          <m:r>
+            <m:rPr>
+              <m:sty m:val="p"/>
+            </m:rPr>
+            <m:t>(</m:t>
+          </m:r>
+          <m:r>
+            <m:t>x</m:t>
+          </m:r>
+          <m:r>
+            <m:rPr>
+              <m:sty m:val="p"/>
+            </m:rPr>
+            <m:t>)</m:t>
+          </m:r>
           <m:r>
             <m:rPr>
               <m:sty m:val="p"/>
@@ -381,19 +389,21 @@
               </m:r>
             </m:sub>
           </m:sSub>
-          <m:d>
-            <m:dPr>
-              <m:begChr m:val="("/>
-              <m:sepChr m:val=""/>
-              <m:endChr m:val=")"/>
-              <m:grow/>
-            </m:dPr>
-            <m:e>
-              <m:r>
-                <m:t>y</m:t>
-              </m:r>
-            </m:e>
-          </m:d>
+          <m:r>
+            <m:rPr>
+              <m:sty m:val="p"/>
+            </m:rPr>
+            <m:t>(</m:t>
+          </m:r>
+          <m:r>
+            <m:t>y</m:t>
+          </m:r>
+          <m:r>
+            <m:rPr>
+              <m:sty m:val="p"/>
+            </m:rPr>
+            <m:t>)</m:t>
+          </m:r>
           <m:r>
             <m:rPr>
               <m:sty m:val="p"/>
@@ -482,28 +492,30 @@
               </m:r>
             </m:sub>
           </m:sSub>
-          <m:d>
-            <m:dPr>
-              <m:begChr m:val="("/>
-              <m:sepChr m:val=""/>
-              <m:endChr m:val=")"/>
-              <m:grow/>
-            </m:dPr>
+          <m:r>
+            <m:rPr>
+              <m:sty m:val="p"/>
+            </m:rPr>
+            <m:t>(</m:t>
+          </m:r>
+          <m:sSup>
             <m:e>
-              <m:sSup>
-                <m:e>
-                  <m:r>
-                    <m:t>x</m:t>
-                  </m:r>
-                </m:e>
-                <m:sup>
-                  <m:r>
-                    <m:t>n</m:t>
-                  </m:r>
-                </m:sup>
-              </m:sSup>
+              <m:r>
+                <m:t>x</m:t>
+              </m:r>
             </m:e>
-          </m:d>
+            <m:sup>
+              <m:r>
+                <m:t>n</m:t>
+              </m:r>
+            </m:sup>
+          </m:sSup>
+          <m:r>
+            <m:rPr>
+              <m:sty m:val="p"/>
+            </m:rPr>
+            <m:t>)</m:t>
+          </m:r>
           <m:r>
             <m:rPr>
               <m:sty m:val="p"/>
@@ -528,19 +540,21 @@
               </m:r>
             </m:sub>
           </m:sSub>
-          <m:d>
-            <m:dPr>
-              <m:begChr m:val="("/>
-              <m:sepChr m:val=""/>
-              <m:endChr m:val=")"/>
-              <m:grow/>
-            </m:dPr>
-            <m:e>
-              <m:r>
-                <m:t>x</m:t>
-              </m:r>
-            </m:e>
-          </m:d>
+          <m:r>
+            <m:rPr>
+              <m:sty m:val="p"/>
+            </m:rPr>
+            <m:t>(</m:t>
+          </m:r>
+          <m:r>
+            <m:t>x</m:t>
+          </m:r>
+          <m:r>
+            <m:rPr>
+              <m:sty m:val="p"/>
+            </m:rPr>
+            <m:t>)</m:t>
+          </m:r>
         </m:oMath>
       </m:oMathPara>
     </w:p>
@@ -583,19 +597,21 @@
               </m:r>
             </m:sub>
           </m:sSub>
-          <m:d>
-            <m:dPr>
-              <m:begChr m:val="("/>
-              <m:sepChr m:val=""/>
-              <m:endChr m:val=")"/>
-              <m:grow/>
-            </m:dPr>
-            <m:e>
-              <m:r>
-                <m:t>1</m:t>
-              </m:r>
-            </m:e>
-          </m:d>
+          <m:r>
+            <m:rPr>
+              <m:sty m:val="p"/>
+            </m:rPr>
+            <m:t>(</m:t>
+          </m:r>
+          <m:r>
+            <m:t>1</m:t>
+          </m:r>
+          <m:r>
+            <m:rPr>
+              <m:sty m:val="p"/>
+            </m:rPr>
+            <m:t>)</m:t>
+          </m:r>
           <m:r>
             <m:rPr>
               <m:sty m:val="p"/>
@@ -647,19 +663,21 @@
               </m:r>
             </m:sub>
           </m:sSub>
-          <m:d>
-            <m:dPr>
-              <m:begChr m:val="("/>
-              <m:sepChr m:val=""/>
-              <m:endChr m:val=")"/>
-              <m:grow/>
-            </m:dPr>
-            <m:e>
-              <m:r>
-                <m:t>a</m:t>
-              </m:r>
-            </m:e>
-          </m:d>
+          <m:r>
+            <m:rPr>
+              <m:sty m:val="p"/>
+            </m:rPr>
+            <m:t>(</m:t>
+          </m:r>
+          <m:r>
+            <m:t>a</m:t>
+          </m:r>
+          <m:r>
+            <m:rPr>
+              <m:sty m:val="p"/>
+            </m:rPr>
+            <m:t>)</m:t>
+          </m:r>
           <m:r>
             <m:rPr>
               <m:sty m:val="p"/>
@@ -711,19 +729,21 @@
               </m:r>
             </m:sub>
           </m:sSub>
-          <m:d>
-            <m:dPr>
-              <m:begChr m:val="("/>
-              <m:sepChr m:val=""/>
-              <m:endChr m:val=")"/>
-              <m:grow/>
-            </m:dPr>
-            <m:e>
-              <m:r>
-                <m:t>x</m:t>
-              </m:r>
-            </m:e>
-          </m:d>
+          <m:r>
+            <m:rPr>
+              <m:sty m:val="p"/>
+            </m:rPr>
+            <m:t>(</m:t>
+          </m:r>
+          <m:r>
+            <m:t>x</m:t>
+          </m:r>
+          <m:r>
+            <m:rPr>
+              <m:sty m:val="p"/>
+            </m:rPr>
+            <m:t>)</m:t>
+          </m:r>
           <m:r>
             <m:rPr>
               <m:sty m:val="p"/>
@@ -750,19 +770,21 @@
                   </m:r>
                 </m:sub>
               </m:sSub>
-              <m:d>
-                <m:dPr>
-                  <m:begChr m:val="("/>
-                  <m:sepChr m:val=""/>
-                  <m:endChr m:val=")"/>
-                  <m:grow/>
-                </m:dPr>
-                <m:e>
-                  <m:r>
-                    <m:t>x</m:t>
-                  </m:r>
-                </m:e>
-              </m:d>
+              <m:r>
+                <m:rPr>
+                  <m:sty m:val="p"/>
+                </m:rPr>
+                <m:t>(</m:t>
+              </m:r>
+              <m:r>
+                <m:t>x</m:t>
+              </m:r>
+              <m:r>
+                <m:rPr>
+                  <m:sty m:val="p"/>
+                </m:rPr>
+                <m:t>)</m:t>
+              </m:r>
             </m:num>
             <m:den>
               <m:sSub>
@@ -780,19 +802,21 @@
                   </m:r>
                 </m:sub>
               </m:sSub>
-              <m:d>
-                <m:dPr>
-                  <m:begChr m:val="("/>
-                  <m:sepChr m:val=""/>
-                  <m:endChr m:val=")"/>
-                  <m:grow/>
-                </m:dPr>
-                <m:e>
-                  <m:r>
-                    <m:t>a</m:t>
-                  </m:r>
-                </m:e>
-              </m:d>
+              <m:r>
+                <m:rPr>
+                  <m:sty m:val="p"/>
+                </m:rPr>
+                <m:t>(</m:t>
+              </m:r>
+              <m:r>
+                <m:t>a</m:t>
+              </m:r>
+              <m:r>
+                <m:rPr>
+                  <m:sty m:val="p"/>
+                </m:rPr>
+                <m:t>)</m:t>
+              </m:r>
             </m:den>
           </m:f>
         </m:oMath>
@@ -830,19 +854,21 @@
               </m:r>
             </m:sub>
           </m:sSub>
-          <m:d>
-            <m:dPr>
-              <m:begChr m:val="("/>
-              <m:sepChr m:val=""/>
-              <m:endChr m:val=")"/>
-              <m:grow/>
-            </m:dPr>
-            <m:e>
-              <m:r>
-                <m:t>a</m:t>
-              </m:r>
-            </m:e>
-          </m:d>
+          <m:r>
+            <m:rPr>
+              <m:sty m:val="p"/>
+            </m:rPr>
+            <m:t>(</m:t>
+          </m:r>
+          <m:r>
+            <m:t>a</m:t>
+          </m:r>
+          <m:r>
+            <m:rPr>
+              <m:sty m:val="p"/>
+            </m:rPr>
+            <m:t>)</m:t>
+          </m:r>
           <m:sSub>
             <m:e>
               <m:r>
@@ -858,19 +884,21 @@
               </m:r>
             </m:sub>
           </m:sSub>
-          <m:d>
-            <m:dPr>
-              <m:begChr m:val="("/>
-              <m:sepChr m:val=""/>
-              <m:endChr m:val=")"/>
-              <m:grow/>
-            </m:dPr>
-            <m:e>
-              <m:r>
-                <m:t>x</m:t>
-              </m:r>
-            </m:e>
-          </m:d>
+          <m:r>
+            <m:rPr>
+              <m:sty m:val="p"/>
+            </m:rPr>
+            <m:t>(</m:t>
+          </m:r>
+          <m:r>
+            <m:t>x</m:t>
+          </m:r>
+          <m:r>
+            <m:rPr>
+              <m:sty m:val="p"/>
+            </m:rPr>
+            <m:t>)</m:t>
+          </m:r>
           <m:r>
             <m:rPr>
               <m:sty m:val="p"/>
@@ -892,19 +920,21 @@
               </m:r>
             </m:sub>
           </m:sSub>
-          <m:d>
-            <m:dPr>
-              <m:begChr m:val="("/>
-              <m:sepChr m:val=""/>
-              <m:endChr m:val=")"/>
-              <m:grow/>
-            </m:dPr>
-            <m:e>
-              <m:r>
-                <m:t>x</m:t>
-              </m:r>
-            </m:e>
-          </m:d>
+          <m:r>
+            <m:rPr>
+              <m:sty m:val="p"/>
+            </m:rPr>
+            <m:t>(</m:t>
+          </m:r>
+          <m:r>
+            <m:t>x</m:t>
+          </m:r>
+          <m:r>
+            <m:rPr>
+              <m:sty m:val="p"/>
+            </m:rPr>
+            <m:t>)</m:t>
+          </m:r>
         </m:oMath>
       </m:oMathPara>
     </w:p>
@@ -912,7 +942,7 @@
       <w:pPr>
         <w:pStyle w:val="FirstParagraph"/>
       </w:pPr>
-      <w:hyperlink r:id="rId20">
+      <w:hyperlink r:id="rId9">
         <w:r>
           <w:rPr>
             <w:rStyle w:val="Hyperlink"/>
@@ -938,8 +968,8 @@
         </w:pict>
       </w:r>
     </w:p>
-    <w:bookmarkEnd w:id="21"/>
-    <w:bookmarkStart w:id="23" w:name="version-history"/>
+    <w:bookmarkEnd w:id="10"/>
+    <w:bookmarkStart w:id="12" w:name="version-history"/>
     <w:p>
       <w:pPr>
         <w:pStyle w:val="Heading2"/>
@@ -972,7 +1002,7 @@
       <w:pPr>
         <w:pStyle w:val="FirstParagraph"/>
       </w:pPr>
-      <w:hyperlink r:id="rId22">
+      <w:hyperlink r:id="rId11">
         <w:r>
           <w:rPr>
             <w:rStyle w:val="Hyperlink"/>
@@ -981,7 +1011,7 @@
         </w:r>
       </w:hyperlink>
     </w:p>
-    <w:bookmarkEnd w:id="23"/>
+    <w:bookmarkEnd w:id="12"/>
     <w:sectPr>
       <w:pgSz w:h="15840" w:w="12240"/>
       <w:pgMar w:bottom="1440" w:footer="720" w:gutter="0" w:header="720" w:left="1440" w:right="1440" w:top="1440"/>
